--- a/e61 Projects/Fiscal sustainability/OECD comparison/projections/2026 projections/documentation/2026_fiscal_projections_methodology.docx
+++ b/e61 Projects/Fiscal sustainability/OECD comparison/projections/2026 projections/documentation/2026_fiscal_projections_methodology.docx
@@ -23,7 +23,7 @@
         <w:pStyle w:val="Normal"/>
       </w:pPr>
       <w:r>
-        <w:t xml:space="preserve">Generated 15 July 2026</w:t>
+        <w:t xml:space="preserve">Generated 20 August 2026</w:t>
       </w:r>
     </w:p>
     <w:p>
@@ -185,7 +185,7 @@
       </w:tblGrid>
       <w:tr>
         <w:trPr>
-          <w:trHeight w:val="398" w:hRule="auto"/>
+          <w:trHeight w:val="396" w:hRule="auto"/>
           <w:tblHeader/>
         </w:trPr>
         <w:tc>
@@ -301,7 +301,7 @@
       </w:tr>
       <w:tr>
         <w:trPr>
-          <w:trHeight w:val="368" w:hRule="auto"/>
+          <w:trHeight w:val="396" w:hRule="auto"/>
         </w:trPr>
         <w:tc>
           <w:tcPr>
@@ -416,7 +416,7 @@
       </w:tr>
       <w:tr>
         <w:trPr>
-          <w:trHeight w:val="368" w:hRule="auto"/>
+          <w:trHeight w:val="396" w:hRule="auto"/>
         </w:trPr>
         <w:tc>
           <w:tcPr>
@@ -531,7 +531,7 @@
       </w:tr>
       <w:tr>
         <w:trPr>
-          <w:trHeight w:val="368" w:hRule="auto"/>
+          <w:trHeight w:val="398" w:hRule="auto"/>
         </w:trPr>
         <w:tc>
           <w:tcPr>
@@ -646,7 +646,7 @@
       </w:tr>
       <w:tr>
         <w:trPr>
-          <w:trHeight w:val="368" w:hRule="auto"/>
+          <w:trHeight w:val="396" w:hRule="auto"/>
         </w:trPr>
         <w:tc>
           <w:tcPr>
@@ -761,7 +761,7 @@
       </w:tr>
       <w:tr>
         <w:trPr>
-          <w:trHeight w:val="368" w:hRule="auto"/>
+          <w:trHeight w:val="398" w:hRule="auto"/>
         </w:trPr>
         <w:tc>
           <w:tcPr>
@@ -876,7 +876,7 @@
       </w:tr>
       <w:tr>
         <w:trPr>
-          <w:trHeight w:val="368" w:hRule="auto"/>
+          <w:trHeight w:val="398" w:hRule="auto"/>
         </w:trPr>
         <w:tc>
           <w:tcPr>
@@ -991,7 +991,7 @@
       </w:tr>
       <w:tr>
         <w:trPr>
-          <w:trHeight w:val="368" w:hRule="auto"/>
+          <w:trHeight w:val="398" w:hRule="auto"/>
         </w:trPr>
         <w:tc>
           <w:tcPr>
@@ -1106,7 +1106,7 @@
       </w:tr>
       <w:tr>
         <w:trPr>
-          <w:trHeight w:val="368" w:hRule="auto"/>
+          <w:trHeight w:val="398" w:hRule="auto"/>
         </w:trPr>
         <w:tc>
           <w:tcPr>
@@ -1221,7 +1221,7 @@
       </w:tr>
       <w:tr>
         <w:trPr>
-          <w:trHeight w:val="368" w:hRule="auto"/>
+          <w:trHeight w:val="397" w:hRule="auto"/>
         </w:trPr>
         <w:tc>
           <w:tcPr>
@@ -1336,7 +1336,7 @@
       </w:tr>
       <w:tr>
         <w:trPr>
-          <w:trHeight w:val="368" w:hRule="auto"/>
+          <w:trHeight w:val="396" w:hRule="auto"/>
         </w:trPr>
         <w:tc>
           <w:tcPr>
@@ -1451,7 +1451,7 @@
       </w:tr>
       <w:tr>
         <w:trPr>
-          <w:trHeight w:val="368" w:hRule="auto"/>
+          <w:trHeight w:val="398" w:hRule="auto"/>
         </w:trPr>
         <w:tc>
           <w:tcPr>
@@ -1566,7 +1566,7 @@
       </w:tr>
       <w:tr>
         <w:trPr>
-          <w:trHeight w:val="383" w:hRule="auto"/>
+          <w:trHeight w:val="396" w:hRule="auto"/>
         </w:trPr>
         <w:tc>
           <w:tcPr>
@@ -1717,7 +1717,7 @@
       </w:tblGrid>
       <w:tr>
         <w:trPr>
-          <w:trHeight w:val="338" w:hRule="auto"/>
+          <w:trHeight w:val="351" w:hRule="auto"/>
           <w:tblHeader/>
         </w:trPr>
         <w:tc>
@@ -1888,7 +1888,7 @@
       </w:tr>
       <w:tr>
         <w:trPr>
-          <w:trHeight w:val="308" w:hRule="auto"/>
+          <w:trHeight w:val="351" w:hRule="auto"/>
         </w:trPr>
         <w:tc>
           <w:tcPr>
@@ -2058,7 +2058,7 @@
       </w:tr>
       <w:tr>
         <w:trPr>
-          <w:trHeight w:val="308" w:hRule="auto"/>
+          <w:trHeight w:val="351" w:hRule="auto"/>
         </w:trPr>
         <w:tc>
           <w:tcPr>
@@ -2228,7 +2228,7 @@
       </w:tr>
       <w:tr>
         <w:trPr>
-          <w:trHeight w:val="308" w:hRule="auto"/>
+          <w:trHeight w:val="351" w:hRule="auto"/>
         </w:trPr>
         <w:tc>
           <w:tcPr>
@@ -2398,7 +2398,7 @@
       </w:tr>
       <w:tr>
         <w:trPr>
-          <w:trHeight w:val="308" w:hRule="auto"/>
+          <w:trHeight w:val="351" w:hRule="auto"/>
         </w:trPr>
         <w:tc>
           <w:tcPr>
@@ -2568,7 +2568,7 @@
       </w:tr>
       <w:tr>
         <w:trPr>
-          <w:trHeight w:val="308" w:hRule="auto"/>
+          <w:trHeight w:val="351" w:hRule="auto"/>
         </w:trPr>
         <w:tc>
           <w:tcPr>
@@ -2738,7 +2738,7 @@
       </w:tr>
       <w:tr>
         <w:trPr>
-          <w:trHeight w:val="308" w:hRule="auto"/>
+          <w:trHeight w:val="351" w:hRule="auto"/>
         </w:trPr>
         <w:tc>
           <w:tcPr>
@@ -2908,7 +2908,7 @@
       </w:tr>
       <w:tr>
         <w:trPr>
-          <w:trHeight w:val="308" w:hRule="auto"/>
+          <w:trHeight w:val="351" w:hRule="auto"/>
         </w:trPr>
         <w:tc>
           <w:tcPr>
@@ -3078,7 +3078,7 @@
       </w:tr>
       <w:tr>
         <w:trPr>
-          <w:trHeight w:val="308" w:hRule="auto"/>
+          <w:trHeight w:val="349" w:hRule="auto"/>
         </w:trPr>
         <w:tc>
           <w:tcPr>
@@ -3248,7 +3248,7 @@
       </w:tr>
       <w:tr>
         <w:trPr>
-          <w:trHeight w:val="308" w:hRule="auto"/>
+          <w:trHeight w:val="351" w:hRule="auto"/>
         </w:trPr>
         <w:tc>
           <w:tcPr>
@@ -3418,7 +3418,7 @@
       </w:tr>
       <w:tr>
         <w:trPr>
-          <w:trHeight w:val="323" w:hRule="auto"/>
+          <w:trHeight w:val="351" w:hRule="auto"/>
         </w:trPr>
         <w:tc>
           <w:tcPr>
@@ -3677,7 +3677,7 @@
       </w:tblGrid>
       <w:tr>
         <w:trPr>
-          <w:trHeight w:val="410" w:hRule="auto"/>
+          <w:trHeight w:val="378" w:hRule="auto"/>
           <w:tblHeader/>
         </w:trPr>
         <w:tc>
@@ -3848,7 +3848,7 @@
       </w:tr>
       <w:tr>
         <w:trPr>
-          <w:trHeight w:val="380" w:hRule="auto"/>
+          <w:trHeight w:val="404" w:hRule="auto"/>
         </w:trPr>
         <w:tc>
           <w:tcPr>
@@ -4018,7 +4018,7 @@
       </w:tr>
       <w:tr>
         <w:trPr>
-          <w:trHeight w:val="380" w:hRule="auto"/>
+          <w:trHeight w:val="406" w:hRule="auto"/>
         </w:trPr>
         <w:tc>
           <w:tcPr>
@@ -4188,7 +4188,7 @@
       </w:tr>
       <w:tr>
         <w:trPr>
-          <w:trHeight w:val="380" w:hRule="auto"/>
+          <w:trHeight w:val="406" w:hRule="auto"/>
         </w:trPr>
         <w:tc>
           <w:tcPr>
@@ -4358,7 +4358,7 @@
       </w:tr>
       <w:tr>
         <w:trPr>
-          <w:trHeight w:val="380" w:hRule="auto"/>
+          <w:trHeight w:val="407" w:hRule="auto"/>
         </w:trPr>
         <w:tc>
           <w:tcPr>
@@ -4528,7 +4528,7 @@
       </w:tr>
       <w:tr>
         <w:trPr>
-          <w:trHeight w:val="395" w:hRule="auto"/>
+          <w:trHeight w:val="415" w:hRule="auto"/>
         </w:trPr>
         <w:tc>
           <w:tcPr>
@@ -4788,7 +4788,7 @@
       </w:tblGrid>
       <w:tr>
         <w:trPr>
-          <w:trHeight w:val="398" w:hRule="auto"/>
+          <w:trHeight w:val="396" w:hRule="auto"/>
           <w:tblHeader/>
         </w:trPr>
         <w:tc>
@@ -5124,7 +5124,7 @@
       </w:tr>
       <w:tr>
         <w:trPr>
-          <w:trHeight w:val="368" w:hRule="auto"/>
+          <w:trHeight w:val="372" w:hRule="auto"/>
         </w:trPr>
         <w:tc>
           <w:tcPr>
@@ -5459,7 +5459,7 @@
       </w:tr>
       <w:tr>
         <w:trPr>
-          <w:trHeight w:val="368" w:hRule="auto"/>
+          <w:trHeight w:val="372" w:hRule="auto"/>
         </w:trPr>
         <w:tc>
           <w:tcPr>
@@ -5794,7 +5794,7 @@
       </w:tr>
       <w:tr>
         <w:trPr>
-          <w:trHeight w:val="368" w:hRule="auto"/>
+          <w:trHeight w:val="372" w:hRule="auto"/>
         </w:trPr>
         <w:tc>
           <w:tcPr>
@@ -6129,7 +6129,7 @@
       </w:tr>
       <w:tr>
         <w:trPr>
-          <w:trHeight w:val="368" w:hRule="auto"/>
+          <w:trHeight w:val="372" w:hRule="auto"/>
         </w:trPr>
         <w:tc>
           <w:tcPr>
@@ -6464,7 +6464,7 @@
       </w:tr>
       <w:tr>
         <w:trPr>
-          <w:trHeight w:val="383" w:hRule="auto"/>
+          <w:trHeight w:val="372" w:hRule="auto"/>
         </w:trPr>
         <w:tc>
           <w:tcPr>
@@ -6898,7 +6898,7 @@
       </w:tblGrid>
       <w:tr>
         <w:trPr>
-          <w:trHeight w:val="554" w:hRule="auto"/>
+          <w:trHeight w:val="551" w:hRule="auto"/>
           <w:tblHeader/>
         </w:trPr>
         <w:tc>
@@ -7179,7 +7179,7 @@
       </w:tr>
       <w:tr>
         <w:trPr>
-          <w:trHeight w:val="524" w:hRule="auto"/>
+          <w:trHeight w:val="550" w:hRule="auto"/>
         </w:trPr>
         <w:tc>
           <w:tcPr>
@@ -7459,7 +7459,7 @@
       </w:tr>
       <w:tr>
         <w:trPr>
-          <w:trHeight w:val="524" w:hRule="auto"/>
+          <w:trHeight w:val="550" w:hRule="auto"/>
         </w:trPr>
         <w:tc>
           <w:tcPr>
@@ -7739,7 +7739,7 @@
       </w:tr>
       <w:tr>
         <w:trPr>
-          <w:trHeight w:val="524" w:hRule="auto"/>
+          <w:trHeight w:val="551" w:hRule="auto"/>
         </w:trPr>
         <w:tc>
           <w:tcPr>
@@ -8019,7 +8019,7 @@
       </w:tr>
       <w:tr>
         <w:trPr>
-          <w:trHeight w:val="524" w:hRule="auto"/>
+          <w:trHeight w:val="548" w:hRule="auto"/>
         </w:trPr>
         <w:tc>
           <w:tcPr>
@@ -8299,7 +8299,7 @@
       </w:tr>
       <w:tr>
         <w:trPr>
-          <w:trHeight w:val="524" w:hRule="auto"/>
+          <w:trHeight w:val="548" w:hRule="auto"/>
         </w:trPr>
         <w:tc>
           <w:tcPr>
@@ -8579,7 +8579,7 @@
       </w:tr>
       <w:tr>
         <w:trPr>
-          <w:trHeight w:val="524" w:hRule="auto"/>
+          <w:trHeight w:val="550" w:hRule="auto"/>
         </w:trPr>
         <w:tc>
           <w:tcPr>
@@ -8859,7 +8859,7 @@
       </w:tr>
       <w:tr>
         <w:trPr>
-          <w:trHeight w:val="524" w:hRule="auto"/>
+          <w:trHeight w:val="550" w:hRule="auto"/>
         </w:trPr>
         <w:tc>
           <w:tcPr>
@@ -9139,7 +9139,7 @@
       </w:tr>
       <w:tr>
         <w:trPr>
-          <w:trHeight w:val="524" w:hRule="auto"/>
+          <w:trHeight w:val="550" w:hRule="auto"/>
         </w:trPr>
         <w:tc>
           <w:tcPr>
@@ -9419,7 +9419,7 @@
       </w:tr>
       <w:tr>
         <w:trPr>
-          <w:trHeight w:val="524" w:hRule="auto"/>
+          <w:trHeight w:val="550" w:hRule="auto"/>
         </w:trPr>
         <w:tc>
           <w:tcPr>
@@ -9699,7 +9699,7 @@
       </w:tr>
       <w:tr>
         <w:trPr>
-          <w:trHeight w:val="524" w:hRule="auto"/>
+          <w:trHeight w:val="550" w:hRule="auto"/>
         </w:trPr>
         <w:tc>
           <w:tcPr>
@@ -9979,7 +9979,7 @@
       </w:tr>
       <w:tr>
         <w:trPr>
-          <w:trHeight w:val="539" w:hRule="auto"/>
+          <w:trHeight w:val="548" w:hRule="auto"/>
         </w:trPr>
         <w:tc>
           <w:tcPr>
@@ -10393,7 +10393,7 @@
       </w:tblGrid>
       <w:tr>
         <w:trPr>
-          <w:trHeight w:val="290" w:hRule="auto"/>
+          <w:trHeight w:val="314" w:hRule="auto"/>
           <w:tblHeader/>
         </w:trPr>
         <w:tc>
@@ -10564,7 +10564,7 @@
       </w:tr>
       <w:tr>
         <w:trPr>
-          <w:trHeight w:val="260" w:hRule="auto"/>
+          <w:trHeight w:val="314" w:hRule="auto"/>
         </w:trPr>
         <w:tc>
           <w:tcPr>
@@ -10734,7 +10734,7 @@
       </w:tr>
       <w:tr>
         <w:trPr>
-          <w:trHeight w:val="260" w:hRule="auto"/>
+          <w:trHeight w:val="314" w:hRule="auto"/>
         </w:trPr>
         <w:tc>
           <w:tcPr>
@@ -10904,7 +10904,7 @@
       </w:tr>
       <w:tr>
         <w:trPr>
-          <w:trHeight w:val="260" w:hRule="auto"/>
+          <w:trHeight w:val="314" w:hRule="auto"/>
         </w:trPr>
         <w:tc>
           <w:tcPr>
@@ -11074,7 +11074,7 @@
       </w:tr>
       <w:tr>
         <w:trPr>
-          <w:trHeight w:val="260" w:hRule="auto"/>
+          <w:trHeight w:val="314" w:hRule="auto"/>
         </w:trPr>
         <w:tc>
           <w:tcPr>
@@ -11244,7 +11244,7 @@
       </w:tr>
       <w:tr>
         <w:trPr>
-          <w:trHeight w:val="275" w:hRule="auto"/>
+          <w:trHeight w:val="314" w:hRule="auto"/>
         </w:trPr>
         <w:tc>
           <w:tcPr>
@@ -11428,7 +11428,7 @@
       </w:tblGrid>
       <w:tr>
         <w:trPr>
-          <w:trHeight w:val="362" w:hRule="auto"/>
+          <w:trHeight w:val="368" w:hRule="auto"/>
           <w:tblHeader/>
         </w:trPr>
         <w:tc>
@@ -11709,7 +11709,7 @@
       </w:tr>
       <w:tr>
         <w:trPr>
-          <w:trHeight w:val="332" w:hRule="auto"/>
+          <w:trHeight w:val="370" w:hRule="auto"/>
         </w:trPr>
         <w:tc>
           <w:tcPr>
@@ -11989,7 +11989,7 @@
       </w:tr>
       <w:tr>
         <w:trPr>
-          <w:trHeight w:val="332" w:hRule="auto"/>
+          <w:trHeight w:val="370" w:hRule="auto"/>
         </w:trPr>
         <w:tc>
           <w:tcPr>
@@ -12269,7 +12269,7 @@
       </w:tr>
       <w:tr>
         <w:trPr>
-          <w:trHeight w:val="332" w:hRule="auto"/>
+          <w:trHeight w:val="370" w:hRule="auto"/>
         </w:trPr>
         <w:tc>
           <w:tcPr>
@@ -12549,7 +12549,7 @@
       </w:tr>
       <w:tr>
         <w:trPr>
-          <w:trHeight w:val="332" w:hRule="auto"/>
+          <w:trHeight w:val="370" w:hRule="auto"/>
         </w:trPr>
         <w:tc>
           <w:tcPr>
@@ -12829,7 +12829,7 @@
       </w:tr>
       <w:tr>
         <w:trPr>
-          <w:trHeight w:val="347" w:hRule="auto"/>
+          <w:trHeight w:val="361" w:hRule="auto"/>
         </w:trPr>
         <w:tc>
           <w:tcPr>
@@ -13242,7 +13242,7 @@
       </w:tblGrid>
       <w:tr>
         <w:trPr>
-          <w:trHeight w:val="566" w:hRule="auto"/>
+          <w:trHeight w:val="561" w:hRule="auto"/>
           <w:tblHeader/>
         </w:trPr>
         <w:tc>
@@ -13358,7 +13358,7 @@
       </w:tr>
       <w:tr>
         <w:trPr>
-          <w:trHeight w:val="536" w:hRule="auto"/>
+          <w:trHeight w:val="559" w:hRule="auto"/>
         </w:trPr>
         <w:tc>
           <w:tcPr>
@@ -13473,7 +13473,7 @@
       </w:tr>
       <w:tr>
         <w:trPr>
-          <w:trHeight w:val="536" w:hRule="auto"/>
+          <w:trHeight w:val="529" w:hRule="auto"/>
         </w:trPr>
         <w:tc>
           <w:tcPr>
@@ -13588,7 +13588,7 @@
       </w:tr>
       <w:tr>
         <w:trPr>
-          <w:trHeight w:val="536" w:hRule="auto"/>
+          <w:trHeight w:val="559" w:hRule="auto"/>
         </w:trPr>
         <w:tc>
           <w:tcPr>
@@ -13703,7 +13703,7 @@
       </w:tr>
       <w:tr>
         <w:trPr>
-          <w:trHeight w:val="536" w:hRule="auto"/>
+          <w:trHeight w:val="559" w:hRule="auto"/>
         </w:trPr>
         <w:tc>
           <w:tcPr>
@@ -13818,7 +13818,7 @@
       </w:tr>
       <w:tr>
         <w:trPr>
-          <w:trHeight w:val="536" w:hRule="auto"/>
+          <w:trHeight w:val="559" w:hRule="auto"/>
         </w:trPr>
         <w:tc>
           <w:tcPr>
@@ -13933,7 +13933,7 @@
       </w:tr>
       <w:tr>
         <w:trPr>
-          <w:trHeight w:val="551" w:hRule="auto"/>
+          <w:trHeight w:val="561" w:hRule="auto"/>
         </w:trPr>
         <w:tc>
           <w:tcPr>
@@ -14136,7 +14136,7 @@
       </w:tblGrid>
       <w:tr>
         <w:trPr>
-          <w:trHeight w:val="566" w:hRule="auto"/>
+          <w:trHeight w:val="561" w:hRule="auto"/>
           <w:tblHeader/>
         </w:trPr>
         <w:tc>
@@ -14362,7 +14362,7 @@
       </w:tr>
       <w:tr>
         <w:trPr>
-          <w:trHeight w:val="536" w:hRule="auto"/>
+          <w:trHeight w:val="561" w:hRule="auto"/>
         </w:trPr>
         <w:tc>
           <w:tcPr>
@@ -14587,7 +14587,7 @@
       </w:tr>
       <w:tr>
         <w:trPr>
-          <w:trHeight w:val="536" w:hRule="auto"/>
+          <w:trHeight w:val="561" w:hRule="auto"/>
         </w:trPr>
         <w:tc>
           <w:tcPr>
@@ -14812,7 +14812,7 @@
       </w:tr>
       <w:tr>
         <w:trPr>
-          <w:trHeight w:val="536" w:hRule="auto"/>
+          <w:trHeight w:val="561" w:hRule="auto"/>
         </w:trPr>
         <w:tc>
           <w:tcPr>
@@ -15037,7 +15037,7 @@
       </w:tr>
       <w:tr>
         <w:trPr>
-          <w:trHeight w:val="536" w:hRule="auto"/>
+          <w:trHeight w:val="561" w:hRule="auto"/>
         </w:trPr>
         <w:tc>
           <w:tcPr>
@@ -15262,7 +15262,7 @@
       </w:tr>
       <w:tr>
         <w:trPr>
-          <w:trHeight w:val="536" w:hRule="auto"/>
+          <w:trHeight w:val="559" w:hRule="auto"/>
         </w:trPr>
         <w:tc>
           <w:tcPr>
@@ -15487,7 +15487,7 @@
       </w:tr>
       <w:tr>
         <w:trPr>
-          <w:trHeight w:val="536" w:hRule="auto"/>
+          <w:trHeight w:val="561" w:hRule="auto"/>
         </w:trPr>
         <w:tc>
           <w:tcPr>
@@ -15712,7 +15712,7 @@
       </w:tr>
       <w:tr>
         <w:trPr>
-          <w:trHeight w:val="536" w:hRule="auto"/>
+          <w:trHeight w:val="561" w:hRule="auto"/>
         </w:trPr>
         <w:tc>
           <w:tcPr>
@@ -15937,7 +15937,7 @@
       </w:tr>
       <w:tr>
         <w:trPr>
-          <w:trHeight w:val="536" w:hRule="auto"/>
+          <w:trHeight w:val="561" w:hRule="auto"/>
         </w:trPr>
         <w:tc>
           <w:tcPr>
@@ -16162,7 +16162,7 @@
       </w:tr>
       <w:tr>
         <w:trPr>
-          <w:trHeight w:val="536" w:hRule="auto"/>
+          <w:trHeight w:val="561" w:hRule="auto"/>
         </w:trPr>
         <w:tc>
           <w:tcPr>
@@ -16387,7 +16387,7 @@
       </w:tr>
       <w:tr>
         <w:trPr>
-          <w:trHeight w:val="551" w:hRule="auto"/>
+          <w:trHeight w:val="557" w:hRule="auto"/>
         </w:trPr>
         <w:tc>
           <w:tcPr>
@@ -16626,7 +16626,7 @@
       </w:tblGrid>
       <w:tr>
         <w:trPr>
-          <w:trHeight w:val="374" w:hRule="auto"/>
+          <w:trHeight w:val="379" w:hRule="auto"/>
           <w:tblHeader/>
         </w:trPr>
         <w:tc>
@@ -16907,7 +16907,7 @@
       </w:tr>
       <w:tr>
         <w:trPr>
-          <w:trHeight w:val="344" w:hRule="auto"/>
+          <w:trHeight w:val="379" w:hRule="auto"/>
         </w:trPr>
         <w:tc>
           <w:tcPr>
@@ -17187,7 +17187,7 @@
       </w:tr>
       <w:tr>
         <w:trPr>
-          <w:trHeight w:val="344" w:hRule="auto"/>
+          <w:trHeight w:val="379" w:hRule="auto"/>
         </w:trPr>
         <w:tc>
           <w:tcPr>
@@ -17467,7 +17467,7 @@
       </w:tr>
       <w:tr>
         <w:trPr>
-          <w:trHeight w:val="344" w:hRule="auto"/>
+          <w:trHeight w:val="379" w:hRule="auto"/>
         </w:trPr>
         <w:tc>
           <w:tcPr>
@@ -17747,7 +17747,7 @@
       </w:tr>
       <w:tr>
         <w:trPr>
-          <w:trHeight w:val="344" w:hRule="auto"/>
+          <w:trHeight w:val="379" w:hRule="auto"/>
         </w:trPr>
         <w:tc>
           <w:tcPr>
@@ -18027,7 +18027,7 @@
       </w:tr>
       <w:tr>
         <w:trPr>
-          <w:trHeight w:val="344" w:hRule="auto"/>
+          <w:trHeight w:val="378" w:hRule="auto"/>
         </w:trPr>
         <w:tc>
           <w:tcPr>
@@ -18307,7 +18307,7 @@
       </w:tr>
       <w:tr>
         <w:trPr>
-          <w:trHeight w:val="359" w:hRule="auto"/>
+          <w:trHeight w:val="378" w:hRule="auto"/>
         </w:trPr>
         <w:tc>
           <w:tcPr>
@@ -18818,7 +18818,7 @@
       </w:tblGrid>
       <w:tr>
         <w:trPr>
-          <w:trHeight w:val="338" w:hRule="auto"/>
+          <w:trHeight w:val="351" w:hRule="auto"/>
           <w:tblHeader/>
         </w:trPr>
         <w:tc>
@@ -19209,7 +19209,7 @@
       </w:tr>
       <w:tr>
         <w:trPr>
-          <w:trHeight w:val="308" w:hRule="auto"/>
+          <w:trHeight w:val="349" w:hRule="auto"/>
         </w:trPr>
         <w:tc>
           <w:tcPr>
@@ -19599,7 +19599,7 @@
       </w:tr>
       <w:tr>
         <w:trPr>
-          <w:trHeight w:val="308" w:hRule="auto"/>
+          <w:trHeight w:val="349" w:hRule="auto"/>
         </w:trPr>
         <w:tc>
           <w:tcPr>
@@ -19989,7 +19989,7 @@
       </w:tr>
       <w:tr>
         <w:trPr>
-          <w:trHeight w:val="323" w:hRule="auto"/>
+          <w:trHeight w:val="349" w:hRule="auto"/>
         </w:trPr>
         <w:tc>
           <w:tcPr>
@@ -20467,7 +20467,7 @@
       </w:tblGrid>
       <w:tr>
         <w:trPr>
-          <w:trHeight w:val="566" w:hRule="auto"/>
+          <w:trHeight w:val="561" w:hRule="auto"/>
           <w:tblHeader/>
         </w:trPr>
         <w:tc>
@@ -20693,7 +20693,7 @@
       </w:tr>
       <w:tr>
         <w:trPr>
-          <w:trHeight w:val="536" w:hRule="auto"/>
+          <w:trHeight w:val="531" w:hRule="auto"/>
         </w:trPr>
         <w:tc>
           <w:tcPr>
@@ -20918,7 +20918,7 @@
       </w:tr>
       <w:tr>
         <w:trPr>
-          <w:trHeight w:val="536" w:hRule="auto"/>
+          <w:trHeight w:val="531" w:hRule="auto"/>
         </w:trPr>
         <w:tc>
           <w:tcPr>
@@ -21143,7 +21143,7 @@
       </w:tr>
       <w:tr>
         <w:trPr>
-          <w:trHeight w:val="536" w:hRule="auto"/>
+          <w:trHeight w:val="531" w:hRule="auto"/>
         </w:trPr>
         <w:tc>
           <w:tcPr>
@@ -21368,7 +21368,7 @@
       </w:tr>
       <w:tr>
         <w:trPr>
-          <w:trHeight w:val="536" w:hRule="auto"/>
+          <w:trHeight w:val="531" w:hRule="auto"/>
         </w:trPr>
         <w:tc>
           <w:tcPr>
@@ -21593,7 +21593,7 @@
       </w:tr>
       <w:tr>
         <w:trPr>
-          <w:trHeight w:val="536" w:hRule="auto"/>
+          <w:trHeight w:val="531" w:hRule="auto"/>
         </w:trPr>
         <w:tc>
           <w:tcPr>
@@ -21818,7 +21818,7 @@
       </w:tr>
       <w:tr>
         <w:trPr>
-          <w:trHeight w:val="536" w:hRule="auto"/>
+          <w:trHeight w:val="531" w:hRule="auto"/>
         </w:trPr>
         <w:tc>
           <w:tcPr>
@@ -22043,7 +22043,7 @@
       </w:tr>
       <w:tr>
         <w:trPr>
-          <w:trHeight w:val="536" w:hRule="auto"/>
+          <w:trHeight w:val="531" w:hRule="auto"/>
         </w:trPr>
         <w:tc>
           <w:tcPr>
@@ -22268,7 +22268,7 @@
       </w:tr>
       <w:tr>
         <w:trPr>
-          <w:trHeight w:val="536" w:hRule="auto"/>
+          <w:trHeight w:val="531" w:hRule="auto"/>
         </w:trPr>
         <w:tc>
           <w:tcPr>
@@ -22493,7 +22493,7 @@
       </w:tr>
       <w:tr>
         <w:trPr>
-          <w:trHeight w:val="536" w:hRule="auto"/>
+          <w:trHeight w:val="531" w:hRule="auto"/>
         </w:trPr>
         <w:tc>
           <w:tcPr>
@@ -22718,7 +22718,7 @@
       </w:tr>
       <w:tr>
         <w:trPr>
-          <w:trHeight w:val="536" w:hRule="auto"/>
+          <w:trHeight w:val="531" w:hRule="auto"/>
         </w:trPr>
         <w:tc>
           <w:tcPr>
@@ -22943,7 +22943,7 @@
       </w:tr>
       <w:tr>
         <w:trPr>
-          <w:trHeight w:val="536" w:hRule="auto"/>
+          <w:trHeight w:val="531" w:hRule="auto"/>
         </w:trPr>
         <w:tc>
           <w:tcPr>
@@ -23168,7 +23168,7 @@
       </w:tr>
       <w:tr>
         <w:trPr>
-          <w:trHeight w:val="551" w:hRule="auto"/>
+          <w:trHeight w:val="531" w:hRule="auto"/>
         </w:trPr>
         <w:tc>
           <w:tcPr>
@@ -23405,7 +23405,7 @@
       </w:tblGrid>
       <w:tr>
         <w:trPr>
-          <w:trHeight w:val="566" w:hRule="auto"/>
+          <w:trHeight w:val="559" w:hRule="auto"/>
           <w:tblHeader/>
         </w:trPr>
         <w:tc>
@@ -23576,7 +23576,7 @@
       </w:tr>
       <w:tr>
         <w:trPr>
-          <w:trHeight w:val="536" w:hRule="auto"/>
+          <w:trHeight w:val="561" w:hRule="auto"/>
         </w:trPr>
         <w:tc>
           <w:tcPr>
@@ -23746,7 +23746,7 @@
       </w:tr>
       <w:tr>
         <w:trPr>
-          <w:trHeight w:val="536" w:hRule="auto"/>
+          <w:trHeight w:val="561" w:hRule="auto"/>
         </w:trPr>
         <w:tc>
           <w:tcPr>
@@ -23916,7 +23916,7 @@
       </w:tr>
       <w:tr>
         <w:trPr>
-          <w:trHeight w:val="536" w:hRule="auto"/>
+          <w:trHeight w:val="561" w:hRule="auto"/>
         </w:trPr>
         <w:tc>
           <w:tcPr>
@@ -24086,7 +24086,7 @@
       </w:tr>
       <w:tr>
         <w:trPr>
-          <w:trHeight w:val="536" w:hRule="auto"/>
+          <w:trHeight w:val="561" w:hRule="auto"/>
         </w:trPr>
         <w:tc>
           <w:tcPr>
@@ -24256,7 +24256,7 @@
       </w:tr>
       <w:tr>
         <w:trPr>
-          <w:trHeight w:val="551" w:hRule="auto"/>
+          <w:trHeight w:val="531" w:hRule="auto"/>
         </w:trPr>
         <w:tc>
           <w:tcPr>
@@ -24568,7 +24568,7 @@
       </w:tblGrid>
       <w:tr>
         <w:trPr>
-          <w:trHeight w:val="290" w:hRule="auto"/>
+          <w:trHeight w:val="312" w:hRule="auto"/>
           <w:tblHeader/>
         </w:trPr>
         <w:tc>
@@ -24739,7 +24739,7 @@
       </w:tr>
       <w:tr>
         <w:trPr>
-          <w:trHeight w:val="260" w:hRule="auto"/>
+          <w:trHeight w:val="314" w:hRule="auto"/>
         </w:trPr>
         <w:tc>
           <w:tcPr>
@@ -24909,7 +24909,7 @@
       </w:tr>
       <w:tr>
         <w:trPr>
-          <w:trHeight w:val="260" w:hRule="auto"/>
+          <w:trHeight w:val="314" w:hRule="auto"/>
         </w:trPr>
         <w:tc>
           <w:tcPr>
@@ -25079,7 +25079,7 @@
       </w:tr>
       <w:tr>
         <w:trPr>
-          <w:trHeight w:val="260" w:hRule="auto"/>
+          <w:trHeight w:val="314" w:hRule="auto"/>
         </w:trPr>
         <w:tc>
           <w:tcPr>
@@ -25249,7 +25249,7 @@
       </w:tr>
       <w:tr>
         <w:trPr>
-          <w:trHeight w:val="260" w:hRule="auto"/>
+          <w:trHeight w:val="313" w:hRule="auto"/>
         </w:trPr>
         <w:tc>
           <w:tcPr>
@@ -25419,7 +25419,7 @@
       </w:tr>
       <w:tr>
         <w:trPr>
-          <w:trHeight w:val="275" w:hRule="auto"/>
+          <w:trHeight w:val="314" w:hRule="auto"/>
         </w:trPr>
         <w:tc>
           <w:tcPr>
@@ -25630,7 +25630,7 @@
       </w:tblGrid>
       <w:tr>
         <w:trPr>
-          <w:trHeight w:val="302" w:hRule="auto"/>
+          <w:trHeight w:val="323" w:hRule="auto"/>
           <w:tblHeader/>
         </w:trPr>
         <w:tc>
@@ -26076,7 +26076,7 @@
       </w:tr>
       <w:tr>
         <w:trPr>
-          <w:trHeight w:val="272" w:hRule="auto"/>
+          <w:trHeight w:val="323" w:hRule="auto"/>
         </w:trPr>
         <w:tc>
           <w:tcPr>
@@ -26521,7 +26521,7 @@
       </w:tr>
       <w:tr>
         <w:trPr>
-          <w:trHeight w:val="272" w:hRule="auto"/>
+          <w:trHeight w:val="323" w:hRule="auto"/>
         </w:trPr>
         <w:tc>
           <w:tcPr>
@@ -26966,7 +26966,7 @@
       </w:tr>
       <w:tr>
         <w:trPr>
-          <w:trHeight w:val="272" w:hRule="auto"/>
+          <w:trHeight w:val="323" w:hRule="auto"/>
         </w:trPr>
         <w:tc>
           <w:tcPr>
@@ -27411,7 +27411,7 @@
       </w:tr>
       <w:tr>
         <w:trPr>
-          <w:trHeight w:val="272" w:hRule="auto"/>
+          <w:trHeight w:val="323" w:hRule="auto"/>
         </w:trPr>
         <w:tc>
           <w:tcPr>
@@ -27856,7 +27856,7 @@
       </w:tr>
       <w:tr>
         <w:trPr>
-          <w:trHeight w:val="287" w:hRule="auto"/>
+          <w:trHeight w:val="311" w:hRule="auto"/>
         </w:trPr>
         <w:tc>
           <w:tcPr>
@@ -28330,7 +28330,7 @@
       </w:tblGrid>
       <w:tr>
         <w:trPr>
-          <w:trHeight w:val="290" w:hRule="auto"/>
+          <w:trHeight w:val="314" w:hRule="auto"/>
           <w:tblHeader/>
         </w:trPr>
         <w:tc>
@@ -28556,7 +28556,7 @@
       </w:tr>
       <w:tr>
         <w:trPr>
-          <w:trHeight w:val="260" w:hRule="auto"/>
+          <w:trHeight w:val="314" w:hRule="auto"/>
         </w:trPr>
         <w:tc>
           <w:tcPr>
@@ -28781,7 +28781,7 @@
       </w:tr>
       <w:tr>
         <w:trPr>
-          <w:trHeight w:val="275" w:hRule="auto"/>
+          <w:trHeight w:val="314" w:hRule="auto"/>
         </w:trPr>
         <w:tc>
           <w:tcPr>
@@ -29373,7 +29373,7 @@
       </w:tr>
       <w:tr>
         <w:trPr>
-          <w:trHeight w:val="368" w:hRule="auto"/>
+          <w:trHeight w:val="398" w:hRule="auto"/>
         </w:trPr>
         <w:tc>
           <w:tcPr>
@@ -29708,7 +29708,7 @@
       </w:tr>
       <w:tr>
         <w:trPr>
-          <w:trHeight w:val="368" w:hRule="auto"/>
+          <w:trHeight w:val="398" w:hRule="auto"/>
         </w:trPr>
         <w:tc>
           <w:tcPr>
@@ -30043,7 +30043,7 @@
       </w:tr>
       <w:tr>
         <w:trPr>
-          <w:trHeight w:val="368" w:hRule="auto"/>
+          <w:trHeight w:val="398" w:hRule="auto"/>
         </w:trPr>
         <w:tc>
           <w:tcPr>
@@ -30378,7 +30378,7 @@
       </w:tr>
       <w:tr>
         <w:trPr>
-          <w:trHeight w:val="368" w:hRule="auto"/>
+          <w:trHeight w:val="398" w:hRule="auto"/>
         </w:trPr>
         <w:tc>
           <w:tcPr>
@@ -30713,7 +30713,7 @@
       </w:tr>
       <w:tr>
         <w:trPr>
-          <w:trHeight w:val="383" w:hRule="auto"/>
+          <w:trHeight w:val="369" w:hRule="auto"/>
         </w:trPr>
         <w:tc>
           <w:tcPr>
@@ -31139,7 +31139,7 @@
       </w:tblGrid>
       <w:tr>
         <w:trPr>
-          <w:trHeight w:val="566" w:hRule="auto"/>
+          <w:trHeight w:val="557" w:hRule="auto"/>
           <w:tblHeader/>
         </w:trPr>
         <w:tc>
@@ -31420,7 +31420,7 @@
       </w:tr>
       <w:tr>
         <w:trPr>
-          <w:trHeight w:val="536" w:hRule="auto"/>
+          <w:trHeight w:val="559" w:hRule="auto"/>
         </w:trPr>
         <w:tc>
           <w:tcPr>
@@ -31700,7 +31700,7 @@
       </w:tr>
       <w:tr>
         <w:trPr>
-          <w:trHeight w:val="536" w:hRule="auto"/>
+          <w:trHeight w:val="559" w:hRule="auto"/>
         </w:trPr>
         <w:tc>
           <w:tcPr>
@@ -31980,7 +31980,7 @@
       </w:tr>
       <w:tr>
         <w:trPr>
-          <w:trHeight w:val="536" w:hRule="auto"/>
+          <w:trHeight w:val="559" w:hRule="auto"/>
         </w:trPr>
         <w:tc>
           <w:tcPr>
@@ -32260,7 +32260,7 @@
       </w:tr>
       <w:tr>
         <w:trPr>
-          <w:trHeight w:val="536" w:hRule="auto"/>
+          <w:trHeight w:val="559" w:hRule="auto"/>
         </w:trPr>
         <w:tc>
           <w:tcPr>
@@ -32540,7 +32540,7 @@
       </w:tr>
       <w:tr>
         <w:trPr>
-          <w:trHeight w:val="536" w:hRule="auto"/>
+          <w:trHeight w:val="554" w:hRule="auto"/>
         </w:trPr>
         <w:tc>
           <w:tcPr>
@@ -32820,7 +32820,7 @@
       </w:tr>
       <w:tr>
         <w:trPr>
-          <w:trHeight w:val="536" w:hRule="auto"/>
+          <w:trHeight w:val="528" w:hRule="auto"/>
         </w:trPr>
         <w:tc>
           <w:tcPr>
@@ -33100,7 +33100,7 @@
       </w:tr>
       <w:tr>
         <w:trPr>
-          <w:trHeight w:val="536" w:hRule="auto"/>
+          <w:trHeight w:val="559" w:hRule="auto"/>
         </w:trPr>
         <w:tc>
           <w:tcPr>
@@ -33380,7 +33380,7 @@
       </w:tr>
       <w:tr>
         <w:trPr>
-          <w:trHeight w:val="551" w:hRule="auto"/>
+          <w:trHeight w:val="528" w:hRule="auto"/>
         </w:trPr>
         <w:tc>
           <w:tcPr>
@@ -33674,7 +33674,7 @@
       </w:tblGrid>
       <w:tr>
         <w:trPr>
-          <w:trHeight w:val="566" w:hRule="auto"/>
+          <w:trHeight w:val="559" w:hRule="auto"/>
           <w:tblHeader/>
         </w:trPr>
         <w:tc>
@@ -33955,7 +33955,7 @@
       </w:tr>
       <w:tr>
         <w:trPr>
-          <w:trHeight w:val="536" w:hRule="auto"/>
+          <w:trHeight w:val="561" w:hRule="auto"/>
         </w:trPr>
         <w:tc>
           <w:tcPr>
@@ -34235,7 +34235,7 @@
       </w:tr>
       <w:tr>
         <w:trPr>
-          <w:trHeight w:val="536" w:hRule="auto"/>
+          <w:trHeight w:val="561" w:hRule="auto"/>
         </w:trPr>
         <w:tc>
           <w:tcPr>
@@ -34515,7 +34515,7 @@
       </w:tr>
       <w:tr>
         <w:trPr>
-          <w:trHeight w:val="536" w:hRule="auto"/>
+          <w:trHeight w:val="561" w:hRule="auto"/>
         </w:trPr>
         <w:tc>
           <w:tcPr>
@@ -34795,7 +34795,7 @@
       </w:tr>
       <w:tr>
         <w:trPr>
-          <w:trHeight w:val="536" w:hRule="auto"/>
+          <w:trHeight w:val="561" w:hRule="auto"/>
         </w:trPr>
         <w:tc>
           <w:tcPr>
@@ -35075,7 +35075,7 @@
       </w:tr>
       <w:tr>
         <w:trPr>
-          <w:trHeight w:val="551" w:hRule="auto"/>
+          <w:trHeight w:val="557" w:hRule="auto"/>
         </w:trPr>
         <w:tc>
           <w:tcPr>
@@ -35436,7 +35436,7 @@
       </w:tblGrid>
       <w:tr>
         <w:trPr>
-          <w:trHeight w:val="566" w:hRule="auto"/>
+          <w:trHeight w:val="561" w:hRule="auto"/>
           <w:tblHeader/>
         </w:trPr>
         <w:tc>
@@ -35607,7 +35607,7 @@
       </w:tr>
       <w:tr>
         <w:trPr>
-          <w:trHeight w:val="536" w:hRule="auto"/>
+          <w:trHeight w:val="561" w:hRule="auto"/>
         </w:trPr>
         <w:tc>
           <w:tcPr>
@@ -35777,7 +35777,7 @@
       </w:tr>
       <w:tr>
         <w:trPr>
-          <w:trHeight w:val="536" w:hRule="auto"/>
+          <w:trHeight w:val="561" w:hRule="auto"/>
         </w:trPr>
         <w:tc>
           <w:tcPr>
@@ -35947,7 +35947,7 @@
       </w:tr>
       <w:tr>
         <w:trPr>
-          <w:trHeight w:val="536" w:hRule="auto"/>
+          <w:trHeight w:val="561" w:hRule="auto"/>
         </w:trPr>
         <w:tc>
           <w:tcPr>
@@ -36117,7 +36117,7 @@
       </w:tr>
       <w:tr>
         <w:trPr>
-          <w:trHeight w:val="536" w:hRule="auto"/>
+          <w:trHeight w:val="561" w:hRule="auto"/>
         </w:trPr>
         <w:tc>
           <w:tcPr>
@@ -36287,7 +36287,7 @@
       </w:tr>
       <w:tr>
         <w:trPr>
-          <w:trHeight w:val="536" w:hRule="auto"/>
+          <w:trHeight w:val="561" w:hRule="auto"/>
         </w:trPr>
         <w:tc>
           <w:tcPr>
@@ -36457,7 +36457,7 @@
       </w:tr>
       <w:tr>
         <w:trPr>
-          <w:trHeight w:val="536" w:hRule="auto"/>
+          <w:trHeight w:val="561" w:hRule="auto"/>
         </w:trPr>
         <w:tc>
           <w:tcPr>
@@ -36627,7 +36627,7 @@
       </w:tr>
       <w:tr>
         <w:trPr>
-          <w:trHeight w:val="536" w:hRule="auto"/>
+          <w:trHeight w:val="561" w:hRule="auto"/>
         </w:trPr>
         <w:tc>
           <w:tcPr>
@@ -36797,7 +36797,7 @@
       </w:tr>
       <w:tr>
         <w:trPr>
-          <w:trHeight w:val="536" w:hRule="auto"/>
+          <w:trHeight w:val="561" w:hRule="auto"/>
         </w:trPr>
         <w:tc>
           <w:tcPr>
@@ -36967,7 +36967,7 @@
       </w:tr>
       <w:tr>
         <w:trPr>
-          <w:trHeight w:val="536" w:hRule="auto"/>
+          <w:trHeight w:val="529" w:hRule="auto"/>
         </w:trPr>
         <w:tc>
           <w:tcPr>
@@ -37137,7 +37137,7 @@
       </w:tr>
       <w:tr>
         <w:trPr>
-          <w:trHeight w:val="551" w:hRule="auto"/>
+          <w:trHeight w:val="559" w:hRule="auto"/>
         </w:trPr>
         <w:tc>
           <w:tcPr>
